--- a/docs/templates/FP-post-template-universities.docx
+++ b/docs/templates/FP-post-template-universities.docx
@@ -805,6 +805,55 @@
                 <w:i w:val="0"/>
                 <w:sz w:val="21"/>
               </w:rPr>
+              <w:t>Key dates (optional)</w:t>
+            </w:r>
+          </w:p>
+        </w:tc>
+        <w:tc>
+          <w:tcPr>
+            <w:tcW w:type="dxa" w:w="6236"/>
+            <w:tcBorders>
+              <w:top w:val="nil"/>
+              <w:left w:val="nil"/>
+              <w:right w:val="nil"/>
+              <w:bottom w:val="single" w:sz="4" w:color="D6E2F0"/>
+            </w:tcBorders>
+          </w:tcPr>
+          <w:p>
+            <w:r/>
+            <w:r>
+              <w:rPr>
+                <w:rFonts w:ascii="Calibri" w:hAnsi="Calibri" w:eastAsia="Calibri"/>
+                <w:b w:val="0"/>
+                <w:i w:val="0"/>
+                <w:color w:val="4F6176"/>
+                <w:sz w:val="20"/>
+              </w:rPr>
+              <w:t>Each important date in the post: the date, what happens, a note such as the time zone, and the official page.</w:t>
+            </w:r>
+          </w:p>
+        </w:tc>
+      </w:tr>
+      <w:tr>
+        <w:tc>
+          <w:tcPr>
+            <w:tcW w:type="dxa" w:w="3118"/>
+            <w:tcBorders>
+              <w:top w:val="nil"/>
+              <w:left w:val="nil"/>
+              <w:right w:val="nil"/>
+              <w:bottom w:val="single" w:sz="4" w:color="D6E2F0"/>
+            </w:tcBorders>
+          </w:tcPr>
+          <w:p>
+            <w:r/>
+            <w:r>
+              <w:rPr>
+                <w:rFonts w:ascii="Calibri" w:hAnsi="Calibri" w:eastAsia="Calibri"/>
+                <w:b/>
+                <w:i w:val="0"/>
+                <w:sz w:val="21"/>
+              </w:rPr>
               <w:t>Cover image (optional)</w:t>
             </w:r>
           </w:p>

--- a/docs/templates/FP-post-template-universities.docx
+++ b/docs/templates/FP-post-template-universities.docx
@@ -731,7 +731,7 @@
                 <w:color w:val="4F6176"/>
                 <w:sz w:val="20"/>
               </w:rPr>
-              <w:t>What this is, rough cost, the key date, and one question to ask the FP counsellor.</w:t>
+              <w:t>What this is, rough cost, the key date, and one question for the family to ask a career counsellor.</w:t>
             </w:r>
           </w:p>
         </w:tc>
@@ -878,7 +878,7 @@
                 <w:color w:val="4F6176"/>
                 <w:sz w:val="20"/>
               </w:rPr>
-              <w:t>Only free stock (Unsplash, Pexels) or TIPS photos with permission. Add a one line description and the credit.</w:t>
+              <w:t>Only free stock (Unsplash, Pexels) or your own photos. Add a one line description and the credit.</w:t>
             </w:r>
           </w:p>
         </w:tc>
@@ -1374,7 +1374,7 @@
           <w:color w:val="0C447C"/>
           <w:sz w:val="28"/>
         </w:rPr>
-        <w:t>Talk to the FP team</w:t>
+        <w:t>Talk to me</w:t>
       </w:r>
     </w:p>
     <w:p>
@@ -1389,7 +1389,7 @@
           <w:color w:val="6B7A8C"/>
           <w:sz w:val="20"/>
         </w:rPr>
-        <w:t>Invite families to book a one to one session at fperdintl@tipseindia.com.</w:t>
+        <w:t>Invite families to write to pcmadankumar@gmail.com or use the contact page.</w:t>
       </w:r>
     </w:p>
     <w:p>
@@ -1506,7 +1506,7 @@
           <w:i w:val="0"/>
           <w:sz w:val="21"/>
         </w:rPr>
-        <w:t>No campus specific arrangement is mentioned. The site speaks to all TIPS students equally.</w:t>
+        <w:t>Nothing in the draft is specific to one school. The site speaks to students across India.</w:t>
       </w:r>
     </w:p>
     <w:p>
@@ -1564,7 +1564,7 @@
         <w:color w:val="4F6176"/>
         <w:sz w:val="18"/>
       </w:rPr>
-      <w:t>Future Pathways, by the TIPS FP (Future Pathway) team  ·  fperdintl@tipseindia.com  ·  When the draft is ready, send it to Niranjan.</w:t>
+      <w:t>Future Pathways, by Madan Kumar PC  ·  pcmadankumar@gmail.com  ·  When the draft is ready, send it to Madan.</w:t>
     </w:r>
   </w:p>
 </w:ftr>
